--- a/chapter/CTK-Android_Chapter.docx
+++ b/chapter/CTK-Android_Chapter.docx
@@ -43,7 +43,7 @@
         <w:rPr>
           <w:color w:val="000000"/>
         </w:rPr>
-        <w:t>Collaborative malware detection may improve because peers supply additional training data or because they have encountered families missing locally. This chapter separates these contributions through controlled family exposure in four constructed Android application domains. The study uses group-aware partitions, matched training budgets, client-specific calibration, and ten confirmatory seeds. At a nominal 5% false-positive rate (FPR), FedAvg gains 11.96 percentage points in federation-wide unseen-family recall from complementary peer exposure, with a 95% confidence interval of 9.15–15.21 points. Generic pooling contributes 1.51 points, with uncertainty spanning zero. Family and client analyses reveal substantial heterogeneity, negative transfer, and known-family costs. Separate dose, placebo, and representation extensions clarify the scope of the effect. The findings support exposure-aware evaluation of collaboration while limiting conclusions to the tested offline populations, representations, and operating conditions.</w:t>
+        <w:t>Collaborative malware detection may improve through additional training data or exposure to families missing locally. This chapter separates these contributions through controlled family exposure in four constructed Android application domains. The study uses group-aware partitions, matched training sample counts across exposure conditions, client-specific calibration, and ten confirmatory seeds. At a nominal 5% false-positive rate (FPR), FedAvg gains 11.96 percentage points in federation-wide unseen-family recall from complementary peer exposure, with a 95% confidence interval of 9.15–15.21 points. Generic pooling contributes 1.51 points, with uncertainty spanning zero. Own-domain total gain is 3.26 points, while known-family recall falls by 3.61 points relative to local learning. Separate dose, placebo, and representation extensions examine effect heterogeneity and specificity. The findings support exposure-aware evaluation within the tested offline populations and operating conditions.</w:t>
       </w:r>
     </w:p>
     <w:p>
@@ -107,7 +107,7 @@
         <w:rPr>
           <w:color w:val="000000"/>
         </w:rPr>
-        <w:t>The study makes three methodological and empirical contributions. First, the study manipulates family exposure while maintaining client training budgets, allowing a direct decomposition of collaborative performance. Second, it evaluates the same contrast across target-domain and federation-wide test populations, across families, and at the worst client. Third, it examines how learner choice, operating point, partitioning, support, and representation affect interpretation. Negative controls and fresh-seed studies provide additional checks on family specificity and exposure quantity. CTK-Android does not introduce a new federated optimizer, prove a privacy property, or demonstrate resilience to adversarial participants. It measures how peer exposure contributes to detection and how that benefit varies across families and clients.</w:t>
+        <w:t>The study contributes a controlled decomposition of collaborative performance under matched client sample counts. It evaluates this contrast on target-domain and federation-wide test populations, then examines variation across families and clients. Comparisons across learners, operating points, partitions, support levels, and representations test how strongly the interpretation depends on those choices. Negative controls and fresh-seed studies examine family specificity and exposure quantity. The contribution is an evaluation design and its empirical findings; the study uses established optimizers and does not test privacy guarantees or adversarial resilience.</w:t>
       </w:r>
     </w:p>
     <w:p>
@@ -115,7 +115,7 @@
         <w:rPr>
           <w:color w:val="000000"/>
         </w:rPr>
-        <w:t>The chapter proceeds from related work to precise estimands, then explains the constructed populations and frozen learning protocol. Results distinguish the original confirmatory evidence from prespecified sensitivity studies, subsequent analyses of stored runs, and prospective extensions. The discussion considers what an organization could reasonably infer from these findings and what remains outside their scope. Throughout, recall differences are expressed in percentage points, while recall and false-positive rates are expressed as percentages. A nominal operating point refers to calibration intent; a realized false-positive rate refers to errors actually observed on benign test applications. These distinctions determine whether a reported improvement is relevant to the intended use.</w:t>
+        <w:t>The chapter defines the estimands after reviewing related work, then describes the study design and presents the results. The evidence is separated into original confirmatory comparisons, prespecified sensitivities, analyses of stored runs, and prospective extensions. Recall differences are expressed in percentage points; recall and FPR levels are expressed as percentages. Nominal FPR denotes the calibration target, whereas realized FPR denotes the error rate observed on benign test applications.</w:t>
       </w:r>
     </w:p>
     <w:p>
@@ -247,7 +247,7 @@
         <w:rPr>
           <w:color w:val="000000"/>
         </w:rPr>
-        <w:t>Prior work establishes that collaboration can help detect threats missing locally, but does not supply the matched-volume Android decomposition evaluated here. The chapter does not assert that all federated malware studies overlook unseen families, nor that the selected literature exhausts every related contribution. Its defensible distinction is the combined use of matched training volume, explicit peer-family exposure, a local baseline, multiple evaluation populations, and checks on dose and family specificity. The emphasis is on identifying which comparison supports which conclusion. The resulting analysis can identify complementary gains even when collaboration harms some families or clients.</w:t>
+        <w:t>Prior work establishes that collaboration can help detect threats missing locally. CTK-Android examines that question through matched client sample counts, an explicit absence-everywhere condition, and a local reference in an Android benchmark. The combination separates complementary exposure from the residual collaboration gain and tests whether the result persists across evaluation populations, doses, and controls. This is a specific methodological distinction from the cited studies, not a claim that missing-threat detection is new or that the selected literature is exhaustive.</w:t>
       </w:r>
     </w:p>
     <w:p>
@@ -637,7 +637,7 @@
         <w:rPr>
           <w:color w:val="000000"/>
         </w:rPr>
-        <w:t>The identities hold within each paired seed before the mean effect is summarized. They do not require CTK or pooling to be positive. The pooled training budget is matched across collaborative exposure conditions, but family removal replaces examples and therefore changes composition. CTK is the net effect of that implemented exposure intervention, including its consequences for fitting and calibration. It is not a uniquely identified internal representation of family semantics, nor an estimate of the contribution of every peer example in isolation. Several families are manipulated within a run, so the family-specific responses remain conditional on the jointly constructed exposure environment.</w:t>
+        <w:t>These identities hold within each paired seed before effects are averaged. CTK and pooling can each be negative. The two collaborative exposure conditions use the same learner, training schedule, and client sample counts, but removing families changes which replacement examples are selected. CTK therefore measures the fitted and calibrated response to this exposure intervention. Several families are manipulated within a run, so a family's response is conditional on the other exposure changes. Pooling also compares different training procedures: FedAvg performs twenty rounds of two local epochs, while the local reference trains for ten epochs. Its residual gain includes those optimization differences and cannot be attributed solely to additional data volume.</w:t>
       </w:r>
     </w:p>
     <w:p>
@@ -661,7 +661,7 @@
         <w:rPr>
           <w:color w:val="000000"/>
         </w:rPr>
-        <w:t>CTK and pooling shares can be defined as ratios of their mean effects to the mean total gain. These are accounting quantities, not probabilities: a share can exceed one when another component is negative, and a near-zero denominator makes interpretation unstable. The frozen statistical configuration requires sufficient total gain for a share interval. The main presentation therefore emphasizes absolute recall differences and their uncertainty. This choice also avoids implying that a fraction of the observed gain has been assigned to a single biological or semantic mechanism. The experiment identifies an exposure contrast under controlled conditions and leaves broader mechanism claims to further evidence.</w:t>
+        <w:t>CTK and pooling shares divide their mean effects by the mean total gain. These accounting ratios can exceed one when another component is negative, and become unstable when total gain is near zero. The statistical configuration therefore requires sufficient total gain before calculating a share interval. Absolute recall differences and their uncertainty are the main quantities reported here; they are easier to interpret when collaboration has offsetting benefits and costs.</w:t>
       </w:r>
     </w:p>
     <w:p>
@@ -766,7 +766,7 @@
           </w:tcPr>
           <w:p>
             <w:pPr>
-              <w:keepNext/>
+              <w:keepNext w:val="1"/>
               <w:spacing w:line="240" w:lineRule="auto"/>
               <w:ind w:firstLine="0"/>
               <w:jc w:val="left"/>
@@ -799,7 +799,7 @@
           </w:tcPr>
           <w:p>
             <w:pPr>
-              <w:keepNext/>
+              <w:keepNext w:val="1"/>
               <w:spacing w:line="240" w:lineRule="auto"/>
               <w:ind w:firstLine="0"/>
               <w:jc w:val="center"/>
@@ -832,7 +832,7 @@
           </w:tcPr>
           <w:p>
             <w:pPr>
-              <w:keepNext/>
+              <w:keepNext w:val="1"/>
               <w:spacing w:line="240" w:lineRule="auto"/>
               <w:ind w:firstLine="0"/>
               <w:jc w:val="center"/>
@@ -865,7 +865,7 @@
           </w:tcPr>
           <w:p>
             <w:pPr>
-              <w:keepNext/>
+              <w:keepNext w:val="1"/>
               <w:spacing w:line="240" w:lineRule="auto"/>
               <w:ind w:firstLine="0"/>
               <w:jc w:val="center"/>
@@ -898,7 +898,7 @@
           </w:tcPr>
           <w:p>
             <w:pPr>
-              <w:keepNext/>
+              <w:keepNext w:val="1"/>
               <w:spacing w:line="240" w:lineRule="auto"/>
               <w:ind w:firstLine="0"/>
               <w:jc w:val="center"/>
@@ -936,7 +936,7 @@
           </w:tcPr>
           <w:p>
             <w:pPr>
-              <w:keepNext w:val="0"/>
+              <w:keepNext w:val="1"/>
               <w:spacing w:line="240" w:lineRule="auto"/>
               <w:ind w:firstLine="0"/>
               <w:jc w:val="left"/>
@@ -969,7 +969,7 @@
           </w:tcPr>
           <w:p>
             <w:pPr>
-              <w:keepNext w:val="0"/>
+              <w:keepNext w:val="1"/>
               <w:spacing w:line="240" w:lineRule="auto"/>
               <w:ind w:firstLine="0"/>
               <w:jc w:val="center"/>
@@ -1002,7 +1002,7 @@
           </w:tcPr>
           <w:p>
             <w:pPr>
-              <w:keepNext w:val="0"/>
+              <w:keepNext w:val="1"/>
               <w:spacing w:line="240" w:lineRule="auto"/>
               <w:ind w:firstLine="0"/>
               <w:jc w:val="center"/>
@@ -1035,7 +1035,7 @@
           </w:tcPr>
           <w:p>
             <w:pPr>
-              <w:keepNext w:val="0"/>
+              <w:keepNext w:val="1"/>
               <w:spacing w:line="240" w:lineRule="auto"/>
               <w:ind w:firstLine="0"/>
               <w:jc w:val="center"/>
@@ -1068,7 +1068,7 @@
           </w:tcPr>
           <w:p>
             <w:pPr>
-              <w:keepNext w:val="0"/>
+              <w:keepNext w:val="1"/>
               <w:spacing w:line="240" w:lineRule="auto"/>
               <w:ind w:firstLine="0"/>
               <w:jc w:val="center"/>
@@ -1106,7 +1106,7 @@
           </w:tcPr>
           <w:p>
             <w:pPr>
-              <w:keepNext w:val="0"/>
+              <w:keepNext w:val="1"/>
               <w:spacing w:line="240" w:lineRule="auto"/>
               <w:ind w:firstLine="0"/>
               <w:jc w:val="left"/>
@@ -1139,7 +1139,7 @@
           </w:tcPr>
           <w:p>
             <w:pPr>
-              <w:keepNext w:val="0"/>
+              <w:keepNext w:val="1"/>
               <w:spacing w:line="240" w:lineRule="auto"/>
               <w:ind w:firstLine="0"/>
               <w:jc w:val="center"/>
@@ -1172,7 +1172,7 @@
           </w:tcPr>
           <w:p>
             <w:pPr>
-              <w:keepNext w:val="0"/>
+              <w:keepNext w:val="1"/>
               <w:spacing w:line="240" w:lineRule="auto"/>
               <w:ind w:firstLine="0"/>
               <w:jc w:val="center"/>
@@ -1205,7 +1205,7 @@
           </w:tcPr>
           <w:p>
             <w:pPr>
-              <w:keepNext w:val="0"/>
+              <w:keepNext w:val="1"/>
               <w:spacing w:line="240" w:lineRule="auto"/>
               <w:ind w:firstLine="0"/>
               <w:jc w:val="center"/>
@@ -1238,7 +1238,7 @@
           </w:tcPr>
           <w:p>
             <w:pPr>
-              <w:keepNext w:val="0"/>
+              <w:keepNext w:val="1"/>
               <w:spacing w:line="240" w:lineRule="auto"/>
               <w:ind w:firstLine="0"/>
               <w:jc w:val="center"/>
@@ -1276,7 +1276,7 @@
           </w:tcPr>
           <w:p>
             <w:pPr>
-              <w:keepNext w:val="0"/>
+              <w:keepNext w:val="1"/>
               <w:spacing w:line="240" w:lineRule="auto"/>
               <w:ind w:firstLine="0"/>
               <w:jc w:val="left"/>
@@ -1309,7 +1309,7 @@
           </w:tcPr>
           <w:p>
             <w:pPr>
-              <w:keepNext w:val="0"/>
+              <w:keepNext w:val="1"/>
               <w:spacing w:line="240" w:lineRule="auto"/>
               <w:ind w:firstLine="0"/>
               <w:jc w:val="center"/>
@@ -1342,7 +1342,7 @@
           </w:tcPr>
           <w:p>
             <w:pPr>
-              <w:keepNext w:val="0"/>
+              <w:keepNext w:val="1"/>
               <w:spacing w:line="240" w:lineRule="auto"/>
               <w:ind w:firstLine="0"/>
               <w:jc w:val="center"/>
@@ -1375,7 +1375,7 @@
           </w:tcPr>
           <w:p>
             <w:pPr>
-              <w:keepNext w:val="0"/>
+              <w:keepNext w:val="1"/>
               <w:spacing w:line="240" w:lineRule="auto"/>
               <w:ind w:firstLine="0"/>
               <w:jc w:val="center"/>
@@ -1408,7 +1408,7 @@
           </w:tcPr>
           <w:p>
             <w:pPr>
-              <w:keepNext w:val="0"/>
+              <w:keepNext w:val="1"/>
               <w:spacing w:line="240" w:lineRule="auto"/>
               <w:ind w:firstLine="0"/>
               <w:jc w:val="center"/>
@@ -1446,7 +1446,7 @@
           </w:tcPr>
           <w:p>
             <w:pPr>
-              <w:keepNext w:val="0"/>
+              <w:keepNext w:val="1"/>
               <w:spacing w:line="240" w:lineRule="auto"/>
               <w:ind w:firstLine="0"/>
               <w:jc w:val="left"/>
@@ -1479,7 +1479,7 @@
           </w:tcPr>
           <w:p>
             <w:pPr>
-              <w:keepNext w:val="0"/>
+              <w:keepNext w:val="1"/>
               <w:spacing w:line="240" w:lineRule="auto"/>
               <w:ind w:firstLine="0"/>
               <w:jc w:val="center"/>
@@ -1512,7 +1512,7 @@
           </w:tcPr>
           <w:p>
             <w:pPr>
-              <w:keepNext w:val="0"/>
+              <w:keepNext w:val="1"/>
               <w:spacing w:line="240" w:lineRule="auto"/>
               <w:ind w:firstLine="0"/>
               <w:jc w:val="center"/>
@@ -1545,7 +1545,7 @@
           </w:tcPr>
           <w:p>
             <w:pPr>
-              <w:keepNext w:val="0"/>
+              <w:keepNext w:val="1"/>
               <w:spacing w:line="240" w:lineRule="auto"/>
               <w:ind w:firstLine="0"/>
               <w:jc w:val="center"/>
@@ -1578,7 +1578,7 @@
           </w:tcPr>
           <w:p>
             <w:pPr>
-              <w:keepNext w:val="0"/>
+              <w:keepNext w:val="1"/>
               <w:spacing w:line="240" w:lineRule="auto"/>
               <w:ind w:firstLine="0"/>
               <w:jc w:val="center"/>
@@ -1816,7 +1816,7 @@
         <w:rPr>
           <w:color w:val="000000"/>
         </w:rPr>
-        <w:t>The intervention is multivariate at the run level because several families can be hidden simultaneously. A target may lose multiple families, and removing those families everywhere can alter the mixture of other malware and benign examples selected under a budget. Matching volume reduces one important confound, but does not freeze the full composition of every training set. Nor does it hold calibrated thresholds numerically identical: each arm is recalibrated by the same benign-score rule. Accordingly, the CTK estimand incorporates the complete fitted and calibrated response to the exposure change. It should not be interpreted as a laboratory measurement of a single feature's causal contribution.</w:t>
+        <w:t>Several hidden families can affect the same run and target. Replacing their examples preserves client sample counts but can change the proportions of other malware and benign applications. Each fitted arm is also recalibrated using the same benign-score rule, so numerical thresholds may differ. The CTK contrast includes these composition and calibration effects. It measures the implemented exposure intervention rather than isolating the causal contribution of an individual feature or malware family.</w:t>
       </w:r>
     </w:p>
     <w:p>
@@ -1953,7 +1953,7 @@
           </w:tcPr>
           <w:p>
             <w:pPr>
-              <w:keepNext/>
+              <w:keepNext w:val="1"/>
               <w:spacing w:line="240" w:lineRule="auto"/>
               <w:ind w:firstLine="0"/>
               <w:jc w:val="left"/>
@@ -1986,7 +1986,7 @@
           </w:tcPr>
           <w:p>
             <w:pPr>
-              <w:keepNext/>
+              <w:keepNext w:val="1"/>
               <w:spacing w:line="240" w:lineRule="auto"/>
               <w:ind w:firstLine="0"/>
               <w:jc w:val="center"/>
@@ -2024,7 +2024,7 @@
           </w:tcPr>
           <w:p>
             <w:pPr>
-              <w:keepNext w:val="0"/>
+              <w:keepNext w:val="1"/>
               <w:spacing w:line="240" w:lineRule="auto"/>
               <w:ind w:firstLine="0"/>
               <w:jc w:val="left"/>
@@ -2057,7 +2057,7 @@
           </w:tcPr>
           <w:p>
             <w:pPr>
-              <w:keepNext w:val="0"/>
+              <w:keepNext w:val="1"/>
               <w:spacing w:line="240" w:lineRule="auto"/>
               <w:ind w:firstLine="0"/>
               <w:jc w:val="left"/>
@@ -2095,7 +2095,7 @@
           </w:tcPr>
           <w:p>
             <w:pPr>
-              <w:keepNext w:val="0"/>
+              <w:keepNext w:val="1"/>
               <w:spacing w:line="240" w:lineRule="auto"/>
               <w:ind w:firstLine="0"/>
               <w:jc w:val="left"/>
@@ -2128,7 +2128,7 @@
           </w:tcPr>
           <w:p>
             <w:pPr>
-              <w:keepNext w:val="0"/>
+              <w:keepNext w:val="1"/>
               <w:spacing w:line="240" w:lineRule="auto"/>
               <w:ind w:firstLine="0"/>
               <w:jc w:val="left"/>
@@ -2166,7 +2166,7 @@
           </w:tcPr>
           <w:p>
             <w:pPr>
-              <w:keepNext w:val="0"/>
+              <w:keepNext w:val="1"/>
               <w:spacing w:line="240" w:lineRule="auto"/>
               <w:ind w:firstLine="0"/>
               <w:jc w:val="left"/>
@@ -2199,7 +2199,7 @@
           </w:tcPr>
           <w:p>
             <w:pPr>
-              <w:keepNext w:val="0"/>
+              <w:keepNext w:val="1"/>
               <w:spacing w:line="240" w:lineRule="auto"/>
               <w:ind w:firstLine="0"/>
               <w:jc w:val="left"/>
@@ -2237,7 +2237,7 @@
           </w:tcPr>
           <w:p>
             <w:pPr>
-              <w:keepNext w:val="0"/>
+              <w:keepNext w:val="1"/>
               <w:spacing w:line="240" w:lineRule="auto"/>
               <w:ind w:firstLine="0"/>
               <w:jc w:val="left"/>
@@ -2270,7 +2270,7 @@
           </w:tcPr>
           <w:p>
             <w:pPr>
-              <w:keepNext w:val="0"/>
+              <w:keepNext w:val="1"/>
               <w:spacing w:line="240" w:lineRule="auto"/>
               <w:ind w:firstLine="0"/>
               <w:jc w:val="left"/>
@@ -2308,7 +2308,7 @@
           </w:tcPr>
           <w:p>
             <w:pPr>
-              <w:keepNext w:val="0"/>
+              <w:keepNext w:val="1"/>
               <w:spacing w:line="240" w:lineRule="auto"/>
               <w:ind w:firstLine="0"/>
               <w:jc w:val="left"/>
@@ -2341,7 +2341,7 @@
           </w:tcPr>
           <w:p>
             <w:pPr>
-              <w:keepNext w:val="0"/>
+              <w:keepNext w:val="1"/>
               <w:spacing w:line="240" w:lineRule="auto"/>
               <w:ind w:firstLine="0"/>
               <w:jc w:val="left"/>
@@ -2379,7 +2379,7 @@
           </w:tcPr>
           <w:p>
             <w:pPr>
-              <w:keepNext w:val="0"/>
+              <w:keepNext w:val="1"/>
               <w:spacing w:line="240" w:lineRule="auto"/>
               <w:ind w:firstLine="0"/>
               <w:jc w:val="left"/>
@@ -2412,7 +2412,7 @@
           </w:tcPr>
           <w:p>
             <w:pPr>
-              <w:keepNext w:val="0"/>
+              <w:keepNext w:val="1"/>
               <w:spacing w:line="240" w:lineRule="auto"/>
               <w:ind w:firstLine="0"/>
               <w:jc w:val="left"/>
@@ -2450,7 +2450,7 @@
           </w:tcPr>
           <w:p>
             <w:pPr>
-              <w:keepNext w:val="0"/>
+              <w:keepNext w:val="1"/>
               <w:spacing w:line="240" w:lineRule="auto"/>
               <w:ind w:firstLine="0"/>
               <w:jc w:val="left"/>
@@ -2483,7 +2483,7 @@
           </w:tcPr>
           <w:p>
             <w:pPr>
-              <w:keepNext w:val="0"/>
+              <w:keepNext w:val="1"/>
               <w:spacing w:line="240" w:lineRule="auto"/>
               <w:ind w:firstLine="0"/>
               <w:jc w:val="left"/>
@@ -2521,7 +2521,7 @@
           </w:tcPr>
           <w:p>
             <w:pPr>
-              <w:keepNext w:val="0"/>
+              <w:keepNext w:val="1"/>
               <w:spacing w:line="240" w:lineRule="auto"/>
               <w:ind w:firstLine="0"/>
               <w:jc w:val="left"/>
@@ -2554,7 +2554,7 @@
           </w:tcPr>
           <w:p>
             <w:pPr>
-              <w:keepNext w:val="0"/>
+              <w:keepNext w:val="1"/>
               <w:spacing w:line="240" w:lineRule="auto"/>
               <w:ind w:firstLine="0"/>
               <w:jc w:val="left"/>
@@ -2592,7 +2592,7 @@
           </w:tcPr>
           <w:p>
             <w:pPr>
-              <w:keepNext w:val="0"/>
+              <w:keepNext w:val="1"/>
               <w:spacing w:line="240" w:lineRule="auto"/>
               <w:ind w:firstLine="0"/>
               <w:jc w:val="left"/>
@@ -2625,7 +2625,7 @@
           </w:tcPr>
           <w:p>
             <w:pPr>
-              <w:keepNext w:val="0"/>
+              <w:keepNext w:val="1"/>
               <w:spacing w:line="240" w:lineRule="auto"/>
               <w:ind w:firstLine="0"/>
               <w:jc w:val="left"/>
@@ -2667,7 +2667,7 @@
         <w:rPr>
           <w:color w:val="000000"/>
         </w:rPr>
-        <w:t>FedAvg runs twenty rounds with two local epochs per round and full participation by the four clients. At each round, clients start from the current global parameters, fit locally, and return parameters for sample-count-weighted aggregation. FedProx follows the same schedule with proximal strength 0.1. Fine-tuning starts from the fitted FedAvg model and performs two additional epochs on each client's local fit data. The blended predictor averages local and FedAvg predicted probabilities with equal weights. This is probability blending, not parameter averaging or averaging raw logits. Each resulting predictor is calibrated independently on the applicable client's benign calibration observations.</w:t>
+        <w:t>FedAvg runs twenty rounds with two local epochs per round and full participation by all four clients. Clients start each round from the global parameters, fit locally, and return parameters for sample-count-weighted aggregation. A new Adam optimizer is initialized for each client's local training call; optimizer state is not carried between rounds. FedProx follows the same schedule with proximal strength 0.1. Fine-tuning starts from the fitted FedAvg model and performs two additional epochs on each client's local fit data. The blended predictor averages local and FedAvg predicted probabilities with equal weights. Each predictor is calibrated independently on the applicable client's benign calibration observations.</w:t>
       </w:r>
     </w:p>
     <w:p>
@@ -2710,7 +2710,7 @@
         <w:rPr>
           <w:color w:val="000000"/>
         </w:rPr>
-        <w:t>For each client and arm, the threshold is the empirical (1 − alpha) quantile of benign calibration scores, using the higher observed quantile value. An application is flagged only when its score is strictly greater than that threshold. The primary alpha is 0.05; sensitivity operating points use 0.01 and 0.10. Calibration is marked insufficient when the benign calibration count multiplied by alpha is below ten. The higher-quantile rule and strict comparison make tied scores relevant. They do not guarantee that the realized test FPR equals alpha, because the benign test population differs from the calibration population. The configured tolerance is an absolute two-percentage-point deviation.</w:t>
+        <w:t>For each client and arm, the threshold is the empirical (1 − alpha) quantile of benign calibration scores, using the higher observed quantile value. An application is flagged only when its score is strictly greater than that threshold. The primary alpha is 0.05; sensitivities use 0.01 and 0.10. Calibration is marked insufficient when the benign calibration count multiplied by alpha is below ten. Score ties and differences between calibration and test populations can cause realized test FPR to depart from alpha. The run-level tolerance check allows an absolute two-percentage-point deviation in the client-macro FPR at the primary operating point. It is not a two-point bound on every individual client's FPR, and valid calibration support does not imply that this tolerance check passes.</w:t>
       </w:r>
     </w:p>
     <w:p>
@@ -2742,7 +2742,7 @@
         <w:rPr>
           <w:color w:val="000000"/>
         </w:rPr>
-        <w:t>The area under the receiver operating characteristic curve (AUROC) and the area under the precision–recall curve (AUPRC) are calculated on each client's complete own-domain test population and averaged across clients. They summarize binary discrimination across score thresholds and, for AUPRC, the observed class composition. They do not isolate performance on the withheld families at a calibrated threshold. The comparison of these metrics with unseen-family recall is consequently a comparison of distinct estimands, not a contest in which one must be universally correct. Their disagreement is itself informative when the scientific objective concerns a small, selected part of the malicious population.</w:t>
+        <w:t>AUROC and average precision summarize binary discrimination on each client's complete own-domain test population, with client results averaged equally. Average precision is computed using scikit-learn's average_precision_score and retained under the label AUPRC in the stored artifacts. It weights precision by increments in recall rather than applying trapezoidal integration to the precision–recall curve. It also depends on the test population's class composition. Neither measure isolates the withheld families at the calibrated operating point. Their comparison with unseen-family recall therefore concerns different populations and summaries of the score distribution.</w:t>
       </w:r>
     </w:p>
     <w:p>
@@ -2761,7 +2761,7 @@
         <w:rPr>
           <w:color w:val="000000"/>
         </w:rPr>
-        <w:t>The original confirmatory seeds are 100–109. Each seed contributes paired differences between arms sharing the experimental partition and target assignment. Means, medians, positive-seed counts, and standardized paired effects are stored in the frozen evidence. Confidence intervals for mean differences use 9,999 bias-corrected and accelerated (BCa) bootstrap resamples over seed differences at 95% confidence. The primary significance calculation is an exact two-sided Wilcoxon signed-rank test. Holm adjustment applies to the three FedAvg federation-wide decomposition contrasts at alpha 0.05, following the familywise testing principle of Holm (1979). It does not automatically extend to every learner, population, family, or later diagnostic in the chapter.</w:t>
+        <w:t>The original confirmatory seeds are 100–109. Each contributes paired arm differences under the same partition and target assignment. The stored summaries include means, medians, positive-seed counts, and standardized paired effects. Confidence intervals for mean differences use 9,999 bias-corrected and accelerated (BCa) bootstrap resamples over seed differences at 95% confidence. The three primary contrasts contain no zero differences or tied absolute ranks and use exact two-sided Wilcoxon signed-rank tests. This test assesses symmetry of the difference distribution around zero; it is not a direct test of the arithmetic mean. Holm adjustment applies to the three FedAvg federation-wide decomposition contrasts at alpha 0.05 (Holm, 1979). Other learners, populations, families, and later diagnostics are outside that primary multiple-testing family.</w:t>
       </w:r>
     </w:p>
     <w:p>
@@ -2785,7 +2785,7 @@
         <w:rPr>
           <w:color w:val="000000"/>
         </w:rPr>
-        <w:t>The frozen package includes configuration and source-data fingerprints, run provenance, validation records, machine-readable tables, and figure artifacts. The current promoted code provenance records matching execution and analysis revisions with clean analysis sources. These records support traceability of the reported evidence; they do not establish independence among all applications, eliminate benchmark selection effects, or prove bit-identical results across different hardware and software environments. The analyses reported below use these completed experiments and their specified statistical procedures.</w:t>
+        <w:t>The associated CTK-Android repository contains the source code, configurations, machine-readable results, and provenance records: https://github.com/naslouby-salahe/ctk-android. The evidence package records execution and analysis revision f6302f7906824945731dadbbeb44357f3d025aaf, with matching revisions and clean analysis sources. Source-data fingerprints, run manifests, validation records, and artifact digests identify the inputs and outputs. Raw datasets are external; the repository README documents the required sources and reproduction commands. These records support traceability, while access to the specified data and a compatible environment remains necessary to reproduce training. The seed intervals describe variation in the implemented experiment conditional on this corpus, not uncertainty over independently sampled organizations or future malware populations.</w:t>
       </w:r>
     </w:p>
     <w:p>
@@ -2815,7 +2815,7 @@
         <w:rPr>
           <w:color w:val="000000"/>
         </w:rPr>
-        <w:t>The original confirmatory comparison supports a substantial contribution from complementary peer exposure. FedAvg federation-wide unseen-family recall rises from 52.41% when the selected families are absent everywhere to 64.36% when peers retain them. The local reference is 50.90%, and FedAvg under full exposure reaches 67.64%. Realized mean FPR is 5.04% in the absence-everywhere condition, 5.09% with peer exposure, and 5.04% under full exposure. Thus the observed gain is accompanied by similar mean false-positive rates under the common calibration procedure, rather than an obvious shift to a much more permissive average operating point. Table 3 gives the paired effects and their uncertainty; Figure 2 displays the decomposition.</w:t>
+        <w:t>The original confirmatory comparison supports a substantial contribution from complementary peer exposure. FedAvg federation-wide unseen-family recall rises from 52.41% when the selected families are absent everywhere to 64.36% when peers retain them. The local reference is 50.90%, and FedAvg under full exposure reaches 67.64%. Realized mean FPR is 5.04% in the absence-everywhere condition, 5.09% with peer exposure, and 5.04% under full exposure. These similar averages support the comparison at a common calibration target. They conceal client variation: the peer-present mean worst-client FPR is 6.60%, and the maximum worst-client FPR across the ten seeds is 9.89%. Table 3 and Figure 2 report the paired recall effects and their uncertainty.</w:t>
       </w:r>
     </w:p>
     <w:p>
@@ -2882,7 +2882,7 @@
           </w:tcPr>
           <w:p>
             <w:pPr>
-              <w:keepNext/>
+              <w:keepNext w:val="1"/>
               <w:spacing w:line="240" w:lineRule="auto"/>
               <w:ind w:firstLine="0"/>
               <w:jc w:val="left"/>
@@ -2915,7 +2915,7 @@
           </w:tcPr>
           <w:p>
             <w:pPr>
-              <w:keepNext/>
+              <w:keepNext w:val="1"/>
               <w:spacing w:line="240" w:lineRule="auto"/>
               <w:ind w:firstLine="0"/>
               <w:jc w:val="center"/>
@@ -2948,7 +2948,7 @@
           </w:tcPr>
           <w:p>
             <w:pPr>
-              <w:keepNext/>
+              <w:keepNext w:val="1"/>
               <w:spacing w:line="240" w:lineRule="auto"/>
               <w:ind w:firstLine="0"/>
               <w:jc w:val="center"/>
@@ -2981,7 +2981,7 @@
           </w:tcPr>
           <w:p>
             <w:pPr>
-              <w:keepNext/>
+              <w:keepNext w:val="1"/>
               <w:spacing w:line="240" w:lineRule="auto"/>
               <w:ind w:firstLine="0"/>
               <w:jc w:val="center"/>
@@ -3022,7 +3022,7 @@
           </w:tcPr>
           <w:p>
             <w:pPr>
-              <w:keepNext/>
+              <w:keepNext w:val="1"/>
               <w:spacing w:line="240" w:lineRule="auto"/>
               <w:ind w:firstLine="0"/>
               <w:jc w:val="center"/>
@@ -3060,7 +3060,7 @@
           </w:tcPr>
           <w:p>
             <w:pPr>
-              <w:keepNext w:val="0"/>
+              <w:keepNext w:val="1"/>
               <w:spacing w:line="240" w:lineRule="auto"/>
               <w:ind w:firstLine="0"/>
               <w:jc w:val="left"/>
@@ -3093,7 +3093,7 @@
           </w:tcPr>
           <w:p>
             <w:pPr>
-              <w:keepNext w:val="0"/>
+              <w:keepNext w:val="1"/>
               <w:spacing w:line="240" w:lineRule="auto"/>
               <w:ind w:firstLine="0"/>
               <w:jc w:val="center"/>
@@ -3126,7 +3126,7 @@
           </w:tcPr>
           <w:p>
             <w:pPr>
-              <w:keepNext w:val="0"/>
+              <w:keepNext w:val="1"/>
               <w:spacing w:line="240" w:lineRule="auto"/>
               <w:ind w:firstLine="0"/>
               <w:jc w:val="center"/>
@@ -3159,7 +3159,7 @@
           </w:tcPr>
           <w:p>
             <w:pPr>
-              <w:keepNext w:val="0"/>
+              <w:keepNext w:val="1"/>
               <w:spacing w:line="240" w:lineRule="auto"/>
               <w:ind w:firstLine="0"/>
               <w:jc w:val="center"/>
@@ -3192,7 +3192,7 @@
           </w:tcPr>
           <w:p>
             <w:pPr>
-              <w:keepNext w:val="0"/>
+              <w:keepNext w:val="1"/>
               <w:spacing w:line="240" w:lineRule="auto"/>
               <w:ind w:firstLine="0"/>
               <w:jc w:val="center"/>
@@ -3230,7 +3230,7 @@
           </w:tcPr>
           <w:p>
             <w:pPr>
-              <w:keepNext w:val="0"/>
+              <w:keepNext w:val="1"/>
               <w:spacing w:line="240" w:lineRule="auto"/>
               <w:ind w:firstLine="0"/>
               <w:jc w:val="left"/>
@@ -3263,7 +3263,7 @@
           </w:tcPr>
           <w:p>
             <w:pPr>
-              <w:keepNext w:val="0"/>
+              <w:keepNext w:val="1"/>
               <w:spacing w:line="240" w:lineRule="auto"/>
               <w:ind w:firstLine="0"/>
               <w:jc w:val="center"/>
@@ -3296,7 +3296,7 @@
           </w:tcPr>
           <w:p>
             <w:pPr>
-              <w:keepNext w:val="0"/>
+              <w:keepNext w:val="1"/>
               <w:spacing w:line="240" w:lineRule="auto"/>
               <w:ind w:firstLine="0"/>
               <w:jc w:val="center"/>
@@ -3329,7 +3329,7 @@
           </w:tcPr>
           <w:p>
             <w:pPr>
-              <w:keepNext w:val="0"/>
+              <w:keepNext w:val="1"/>
               <w:spacing w:line="240" w:lineRule="auto"/>
               <w:ind w:firstLine="0"/>
               <w:jc w:val="center"/>
@@ -3362,7 +3362,7 @@
           </w:tcPr>
           <w:p>
             <w:pPr>
-              <w:keepNext w:val="0"/>
+              <w:keepNext w:val="1"/>
               <w:spacing w:line="240" w:lineRule="auto"/>
               <w:ind w:firstLine="0"/>
               <w:jc w:val="center"/>
@@ -3400,7 +3400,7 @@
           </w:tcPr>
           <w:p>
             <w:pPr>
-              <w:keepNext w:val="0"/>
+              <w:keepNext w:val="1"/>
               <w:spacing w:line="240" w:lineRule="auto"/>
               <w:ind w:firstLine="0"/>
               <w:jc w:val="left"/>
@@ -3433,7 +3433,7 @@
           </w:tcPr>
           <w:p>
             <w:pPr>
-              <w:keepNext w:val="0"/>
+              <w:keepNext w:val="1"/>
               <w:spacing w:line="240" w:lineRule="auto"/>
               <w:ind w:firstLine="0"/>
               <w:jc w:val="center"/>
@@ -3466,7 +3466,7 @@
           </w:tcPr>
           <w:p>
             <w:pPr>
-              <w:keepNext w:val="0"/>
+              <w:keepNext w:val="1"/>
               <w:spacing w:line="240" w:lineRule="auto"/>
               <w:ind w:firstLine="0"/>
               <w:jc w:val="center"/>
@@ -3499,7 +3499,7 @@
           </w:tcPr>
           <w:p>
             <w:pPr>
-              <w:keepNext w:val="0"/>
+              <w:keepNext w:val="1"/>
               <w:spacing w:line="240" w:lineRule="auto"/>
               <w:ind w:firstLine="0"/>
               <w:jc w:val="center"/>
@@ -3532,7 +3532,7 @@
           </w:tcPr>
           <w:p>
             <w:pPr>
-              <w:keepNext w:val="0"/>
+              <w:keepNext w:val="1"/>
               <w:spacing w:line="240" w:lineRule="auto"/>
               <w:ind w:firstLine="0"/>
               <w:jc w:val="center"/>
@@ -3817,7 +3817,7 @@
           </w:tcPr>
           <w:p>
             <w:pPr>
-              <w:keepNext/>
+              <w:keepNext w:val="1"/>
               <w:spacing w:line="240" w:lineRule="auto"/>
               <w:ind w:firstLine="0"/>
               <w:jc w:val="left"/>
@@ -3850,7 +3850,7 @@
           </w:tcPr>
           <w:p>
             <w:pPr>
-              <w:keepNext/>
+              <w:keepNext w:val="1"/>
               <w:spacing w:line="240" w:lineRule="auto"/>
               <w:ind w:firstLine="0"/>
               <w:jc w:val="center"/>
@@ -3883,7 +3883,7 @@
           </w:tcPr>
           <w:p>
             <w:pPr>
-              <w:keepNext/>
+              <w:keepNext w:val="1"/>
               <w:spacing w:line="240" w:lineRule="auto"/>
               <w:ind w:firstLine="0"/>
               <w:jc w:val="center"/>
@@ -3916,7 +3916,7 @@
           </w:tcPr>
           <w:p>
             <w:pPr>
-              <w:keepNext/>
+              <w:keepNext w:val="1"/>
               <w:spacing w:line="240" w:lineRule="auto"/>
               <w:ind w:firstLine="0"/>
               <w:jc w:val="center"/>
@@ -3949,7 +3949,7 @@
           </w:tcPr>
           <w:p>
             <w:pPr>
-              <w:keepNext/>
+              <w:keepNext w:val="1"/>
               <w:spacing w:line="240" w:lineRule="auto"/>
               <w:ind w:firstLine="0"/>
               <w:jc w:val="center"/>
@@ -3982,7 +3982,7 @@
           </w:tcPr>
           <w:p>
             <w:pPr>
-              <w:keepNext/>
+              <w:keepNext w:val="1"/>
               <w:spacing w:line="240" w:lineRule="auto"/>
               <w:ind w:firstLine="0"/>
               <w:jc w:val="center"/>
@@ -4020,7 +4020,7 @@
           </w:tcPr>
           <w:p>
             <w:pPr>
-              <w:keepNext w:val="0"/>
+              <w:keepNext w:val="1"/>
               <w:spacing w:line="240" w:lineRule="auto"/>
               <w:ind w:firstLine="0"/>
               <w:jc w:val="left"/>
@@ -4053,7 +4053,7 @@
           </w:tcPr>
           <w:p>
             <w:pPr>
-              <w:keepNext w:val="0"/>
+              <w:keepNext w:val="1"/>
               <w:spacing w:line="240" w:lineRule="auto"/>
               <w:ind w:firstLine="0"/>
               <w:jc w:val="center"/>
@@ -4086,7 +4086,7 @@
           </w:tcPr>
           <w:p>
             <w:pPr>
-              <w:keepNext w:val="0"/>
+              <w:keepNext w:val="1"/>
               <w:spacing w:line="240" w:lineRule="auto"/>
               <w:ind w:firstLine="0"/>
               <w:jc w:val="center"/>
@@ -4119,7 +4119,7 @@
           </w:tcPr>
           <w:p>
             <w:pPr>
-              <w:keepNext w:val="0"/>
+              <w:keepNext w:val="1"/>
               <w:spacing w:line="240" w:lineRule="auto"/>
               <w:ind w:firstLine="0"/>
               <w:jc w:val="center"/>
@@ -4152,7 +4152,7 @@
           </w:tcPr>
           <w:p>
             <w:pPr>
-              <w:keepNext w:val="0"/>
+              <w:keepNext w:val="1"/>
               <w:spacing w:line="240" w:lineRule="auto"/>
               <w:ind w:firstLine="0"/>
               <w:jc w:val="center"/>
@@ -4185,7 +4185,7 @@
           </w:tcPr>
           <w:p>
             <w:pPr>
-              <w:keepNext w:val="0"/>
+              <w:keepNext w:val="1"/>
               <w:spacing w:line="240" w:lineRule="auto"/>
               <w:ind w:firstLine="0"/>
               <w:jc w:val="center"/>
@@ -4223,7 +4223,7 @@
           </w:tcPr>
           <w:p>
             <w:pPr>
-              <w:keepNext w:val="0"/>
+              <w:keepNext w:val="1"/>
               <w:spacing w:line="240" w:lineRule="auto"/>
               <w:ind w:firstLine="0"/>
               <w:jc w:val="left"/>
@@ -4256,7 +4256,7 @@
           </w:tcPr>
           <w:p>
             <w:pPr>
-              <w:keepNext w:val="0"/>
+              <w:keepNext w:val="1"/>
               <w:spacing w:line="240" w:lineRule="auto"/>
               <w:ind w:firstLine="0"/>
               <w:jc w:val="center"/>
@@ -4289,7 +4289,7 @@
           </w:tcPr>
           <w:p>
             <w:pPr>
-              <w:keepNext w:val="0"/>
+              <w:keepNext w:val="1"/>
               <w:spacing w:line="240" w:lineRule="auto"/>
               <w:ind w:firstLine="0"/>
               <w:jc w:val="center"/>
@@ -4322,7 +4322,7 @@
           </w:tcPr>
           <w:p>
             <w:pPr>
-              <w:keepNext w:val="0"/>
+              <w:keepNext w:val="1"/>
               <w:spacing w:line="240" w:lineRule="auto"/>
               <w:ind w:firstLine="0"/>
               <w:jc w:val="center"/>
@@ -4355,7 +4355,7 @@
           </w:tcPr>
           <w:p>
             <w:pPr>
-              <w:keepNext w:val="0"/>
+              <w:keepNext w:val="1"/>
               <w:spacing w:line="240" w:lineRule="auto"/>
               <w:ind w:firstLine="0"/>
               <w:jc w:val="center"/>
@@ -4388,7 +4388,7 @@
           </w:tcPr>
           <w:p>
             <w:pPr>
-              <w:keepNext w:val="0"/>
+              <w:keepNext w:val="1"/>
               <w:spacing w:line="240" w:lineRule="auto"/>
               <w:ind w:firstLine="0"/>
               <w:jc w:val="center"/>
@@ -4426,7 +4426,7 @@
           </w:tcPr>
           <w:p>
             <w:pPr>
-              <w:keepNext w:val="0"/>
+              <w:keepNext w:val="1"/>
               <w:spacing w:line="240" w:lineRule="auto"/>
               <w:ind w:firstLine="0"/>
               <w:jc w:val="left"/>
@@ -4459,7 +4459,7 @@
           </w:tcPr>
           <w:p>
             <w:pPr>
-              <w:keepNext w:val="0"/>
+              <w:keepNext w:val="1"/>
               <w:spacing w:line="240" w:lineRule="auto"/>
               <w:ind w:firstLine="0"/>
               <w:jc w:val="center"/>
@@ -4492,7 +4492,7 @@
           </w:tcPr>
           <w:p>
             <w:pPr>
-              <w:keepNext w:val="0"/>
+              <w:keepNext w:val="1"/>
               <w:spacing w:line="240" w:lineRule="auto"/>
               <w:ind w:firstLine="0"/>
               <w:jc w:val="center"/>
@@ -4525,7 +4525,7 @@
           </w:tcPr>
           <w:p>
             <w:pPr>
-              <w:keepNext w:val="0"/>
+              <w:keepNext w:val="1"/>
               <w:spacing w:line="240" w:lineRule="auto"/>
               <w:ind w:firstLine="0"/>
               <w:jc w:val="center"/>
@@ -4558,7 +4558,7 @@
           </w:tcPr>
           <w:p>
             <w:pPr>
-              <w:keepNext w:val="0"/>
+              <w:keepNext w:val="1"/>
               <w:spacing w:line="240" w:lineRule="auto"/>
               <w:ind w:firstLine="0"/>
               <w:jc w:val="center"/>
@@ -4591,7 +4591,7 @@
           </w:tcPr>
           <w:p>
             <w:pPr>
-              <w:keepNext w:val="0"/>
+              <w:keepNext w:val="1"/>
               <w:spacing w:line="240" w:lineRule="auto"/>
               <w:ind w:firstLine="0"/>
               <w:jc w:val="center"/>
@@ -4629,7 +4629,7 @@
           </w:tcPr>
           <w:p>
             <w:pPr>
-              <w:keepNext w:val="0"/>
+              <w:keepNext w:val="1"/>
               <w:spacing w:line="240" w:lineRule="auto"/>
               <w:ind w:firstLine="0"/>
               <w:jc w:val="left"/>
@@ -4662,7 +4662,7 @@
           </w:tcPr>
           <w:p>
             <w:pPr>
-              <w:keepNext w:val="0"/>
+              <w:keepNext w:val="1"/>
               <w:spacing w:line="240" w:lineRule="auto"/>
               <w:ind w:firstLine="0"/>
               <w:jc w:val="center"/>
@@ -4695,7 +4695,7 @@
           </w:tcPr>
           <w:p>
             <w:pPr>
-              <w:keepNext w:val="0"/>
+              <w:keepNext w:val="1"/>
               <w:spacing w:line="240" w:lineRule="auto"/>
               <w:ind w:firstLine="0"/>
               <w:jc w:val="center"/>
@@ -4728,7 +4728,7 @@
           </w:tcPr>
           <w:p>
             <w:pPr>
-              <w:keepNext w:val="0"/>
+              <w:keepNext w:val="1"/>
               <w:spacing w:line="240" w:lineRule="auto"/>
               <w:ind w:firstLine="0"/>
               <w:jc w:val="center"/>
@@ -4761,7 +4761,7 @@
           </w:tcPr>
           <w:p>
             <w:pPr>
-              <w:keepNext w:val="0"/>
+              <w:keepNext w:val="1"/>
               <w:spacing w:line="240" w:lineRule="auto"/>
               <w:ind w:firstLine="0"/>
               <w:jc w:val="center"/>
@@ -4794,7 +4794,7 @@
           </w:tcPr>
           <w:p>
             <w:pPr>
-              <w:keepNext w:val="0"/>
+              <w:keepNext w:val="1"/>
               <w:spacing w:line="240" w:lineRule="auto"/>
               <w:ind w:firstLine="0"/>
               <w:jc w:val="center"/>
@@ -4832,7 +4832,7 @@
           </w:tcPr>
           <w:p>
             <w:pPr>
-              <w:keepNext w:val="0"/>
+              <w:keepNext w:val="1"/>
               <w:spacing w:line="240" w:lineRule="auto"/>
               <w:ind w:firstLine="0"/>
               <w:jc w:val="left"/>
@@ -4865,7 +4865,7 @@
           </w:tcPr>
           <w:p>
             <w:pPr>
-              <w:keepNext w:val="0"/>
+              <w:keepNext w:val="1"/>
               <w:spacing w:line="240" w:lineRule="auto"/>
               <w:ind w:firstLine="0"/>
               <w:jc w:val="center"/>
@@ -4898,7 +4898,7 @@
           </w:tcPr>
           <w:p>
             <w:pPr>
-              <w:keepNext w:val="0"/>
+              <w:keepNext w:val="1"/>
               <w:spacing w:line="240" w:lineRule="auto"/>
               <w:ind w:firstLine="0"/>
               <w:jc w:val="center"/>
@@ -4931,7 +4931,7 @@
           </w:tcPr>
           <w:p>
             <w:pPr>
-              <w:keepNext w:val="0"/>
+              <w:keepNext w:val="1"/>
               <w:spacing w:line="240" w:lineRule="auto"/>
               <w:ind w:firstLine="0"/>
               <w:jc w:val="center"/>
@@ -4964,7 +4964,7 @@
           </w:tcPr>
           <w:p>
             <w:pPr>
-              <w:keepNext w:val="0"/>
+              <w:keepNext w:val="1"/>
               <w:spacing w:line="240" w:lineRule="auto"/>
               <w:ind w:firstLine="0"/>
               <w:jc w:val="center"/>
@@ -4997,7 +4997,7 @@
           </w:tcPr>
           <w:p>
             <w:pPr>
-              <w:keepNext w:val="0"/>
+              <w:keepNext w:val="1"/>
               <w:spacing w:line="240" w:lineRule="auto"/>
               <w:ind w:firstLine="0"/>
               <w:jc w:val="center"/>
@@ -5035,7 +5035,7 @@
           </w:tcPr>
           <w:p>
             <w:pPr>
-              <w:keepNext w:val="0"/>
+              <w:keepNext w:val="1"/>
               <w:spacing w:line="240" w:lineRule="auto"/>
               <w:ind w:firstLine="0"/>
               <w:jc w:val="left"/>
@@ -5068,7 +5068,7 @@
           </w:tcPr>
           <w:p>
             <w:pPr>
-              <w:keepNext w:val="0"/>
+              <w:keepNext w:val="1"/>
               <w:spacing w:line="240" w:lineRule="auto"/>
               <w:ind w:firstLine="0"/>
               <w:jc w:val="center"/>
@@ -5101,7 +5101,7 @@
           </w:tcPr>
           <w:p>
             <w:pPr>
-              <w:keepNext w:val="0"/>
+              <w:keepNext w:val="1"/>
               <w:spacing w:line="240" w:lineRule="auto"/>
               <w:ind w:firstLine="0"/>
               <w:jc w:val="center"/>
@@ -5134,7 +5134,7 @@
           </w:tcPr>
           <w:p>
             <w:pPr>
-              <w:keepNext w:val="0"/>
+              <w:keepNext w:val="1"/>
               <w:spacing w:line="240" w:lineRule="auto"/>
               <w:ind w:firstLine="0"/>
               <w:jc w:val="center"/>
@@ -5167,7 +5167,7 @@
           </w:tcPr>
           <w:p>
             <w:pPr>
-              <w:keepNext w:val="0"/>
+              <w:keepNext w:val="1"/>
               <w:spacing w:line="240" w:lineRule="auto"/>
               <w:ind w:firstLine="0"/>
               <w:jc w:val="center"/>
@@ -5200,7 +5200,7 @@
           </w:tcPr>
           <w:p>
             <w:pPr>
-              <w:keepNext w:val="0"/>
+              <w:keepNext w:val="1"/>
               <w:spacing w:line="240" w:lineRule="auto"/>
               <w:ind w:firstLine="0"/>
               <w:jc w:val="center"/>
@@ -5349,7 +5349,7 @@
         <w:rPr>
           <w:color w:val="000000"/>
         </w:rPr>
-        <w:t>The aggregate discrimination metrics decrease despite the unseen-family gain. In the stored post-confirmatory analysis, FedAvg lowers mean AUROC by 0.01166 and mean AUPRC by 0.02011 relative to local learning, while improving federation-wide unseen-family recall by 13.46 points. These findings are compatible because the aggregate metrics evaluate the complete own-domain test population across thresholds. They can register deterioration on common or already represented cases even when a selected hidden-family population improves. AUROC and AUPRC remain useful, but neither substitutes for recall on the withheld families. A balanced assessment reports both the new coverage and the accompanying costs.</w:t>
+        <w:t>Aggregate discrimination declines despite the unseen-family gain. The post-confirmatory analysis records FedAvg-minus-local changes of −0.01166 in mean AUROC and −0.02011 in mean average precision, alongside a 13.46-point gain in federation-wide unseen-family recall. The aggregate metrics evaluate the complete own-domain test population across thresholds, whereas the recall contrast concerns selected hidden families. Deterioration on other cases can therefore coexist with improved hidden-family coverage. These results show why both overall discrimination and the targeted recall benefit need to be reported.</w:t>
       </w:r>
     </w:p>
     <w:p>
@@ -5636,7 +5636,7 @@
         <w:rPr>
           <w:color w:val="000000"/>
         </w:rPr>
-        <w:t>The family-permutation control disrupts correspondence between the family annotation and the application features while retaining a binary malware task. In the original FedAvg federation-wide comparison at 5%, its mean CTK is 0.30 points, with interval −0.36 to 1.02, inside the predefined ±3-point equivalence band. The own-domain interval extends to 3.04 points and is recorded as unresolved. This distinction is small numerically but consequential inferentially: it would be incorrect to declare every original negative-control population resolved. In the separately frozen extension, federation-wide CTK is −0.21 points and own-domain CTK −0.07; their intervals lie within the band. Those fresh-seed results supplement the original evidence rather than retroactively changing its status.</w:t>
+        <w:t>The family-permutation control disrupts correspondence between family annotations and application features while retaining binary malware labels. Original FedAvg federation-wide CTK at nominal 5% FPR is 0.30 points, with interval −0.36 to 1.02, within the predefined ±3-point equivalence band. The own-domain interval extends to 3.04 points and remains unresolved under that rule. In the separate extension, federation-wide CTK is −0.21 points and own-domain CTK is −0.07; both intervals lie within the band. The fresh-seed results strengthen the control evidence while leaving the original unresolved result visible.</w:t>
       </w:r>
     </w:p>
     <w:p>
@@ -5718,7 +5718,7 @@
           </w:tcPr>
           <w:p>
             <w:pPr>
-              <w:keepNext/>
+              <w:keepNext w:val="1"/>
               <w:spacing w:line="240" w:lineRule="auto"/>
               <w:ind w:firstLine="0"/>
               <w:jc w:val="left"/>
@@ -5751,7 +5751,7 @@
           </w:tcPr>
           <w:p>
             <w:pPr>
-              <w:keepNext/>
+              <w:keepNext w:val="1"/>
               <w:spacing w:line="240" w:lineRule="auto"/>
               <w:ind w:firstLine="0"/>
               <w:jc w:val="center"/>
@@ -5784,7 +5784,7 @@
           </w:tcPr>
           <w:p>
             <w:pPr>
-              <w:keepNext/>
+              <w:keepNext w:val="1"/>
               <w:spacing w:line="240" w:lineRule="auto"/>
               <w:ind w:firstLine="0"/>
               <w:jc w:val="center"/>
@@ -5817,7 +5817,7 @@
           </w:tcPr>
           <w:p>
             <w:pPr>
-              <w:keepNext/>
+              <w:keepNext w:val="1"/>
               <w:spacing w:line="240" w:lineRule="auto"/>
               <w:ind w:firstLine="0"/>
               <w:jc w:val="center"/>
@@ -5855,7 +5855,7 @@
           </w:tcPr>
           <w:p>
             <w:pPr>
-              <w:keepNext w:val="0"/>
+              <w:keepNext w:val="1"/>
               <w:spacing w:line="240" w:lineRule="auto"/>
               <w:ind w:firstLine="0"/>
               <w:jc w:val="left"/>
@@ -5888,7 +5888,7 @@
           </w:tcPr>
           <w:p>
             <w:pPr>
-              <w:keepNext w:val="0"/>
+              <w:keepNext w:val="1"/>
               <w:spacing w:line="240" w:lineRule="auto"/>
               <w:ind w:firstLine="0"/>
               <w:jc w:val="center"/>
@@ -5921,7 +5921,7 @@
           </w:tcPr>
           <w:p>
             <w:pPr>
-              <w:keepNext w:val="0"/>
+              <w:keepNext w:val="1"/>
               <w:spacing w:line="240" w:lineRule="auto"/>
               <w:ind w:firstLine="0"/>
               <w:jc w:val="center"/>
@@ -5954,7 +5954,7 @@
           </w:tcPr>
           <w:p>
             <w:pPr>
-              <w:keepNext w:val="0"/>
+              <w:keepNext w:val="1"/>
               <w:spacing w:line="240" w:lineRule="auto"/>
               <w:ind w:firstLine="0"/>
               <w:jc w:val="center"/>
@@ -5992,7 +5992,7 @@
           </w:tcPr>
           <w:p>
             <w:pPr>
-              <w:keepNext w:val="0"/>
+              <w:keepNext w:val="1"/>
               <w:spacing w:line="240" w:lineRule="auto"/>
               <w:ind w:firstLine="0"/>
               <w:jc w:val="left"/>
@@ -6025,7 +6025,7 @@
           </w:tcPr>
           <w:p>
             <w:pPr>
-              <w:keepNext w:val="0"/>
+              <w:keepNext w:val="1"/>
               <w:spacing w:line="240" w:lineRule="auto"/>
               <w:ind w:firstLine="0"/>
               <w:jc w:val="center"/>
@@ -6058,7 +6058,7 @@
           </w:tcPr>
           <w:p>
             <w:pPr>
-              <w:keepNext w:val="0"/>
+              <w:keepNext w:val="1"/>
               <w:spacing w:line="240" w:lineRule="auto"/>
               <w:ind w:firstLine="0"/>
               <w:jc w:val="center"/>
@@ -6091,7 +6091,7 @@
           </w:tcPr>
           <w:p>
             <w:pPr>
-              <w:keepNext w:val="0"/>
+              <w:keepNext w:val="1"/>
               <w:spacing w:line="240" w:lineRule="auto"/>
               <w:ind w:firstLine="0"/>
               <w:jc w:val="center"/>
@@ -6129,7 +6129,7 @@
           </w:tcPr>
           <w:p>
             <w:pPr>
-              <w:keepNext w:val="0"/>
+              <w:keepNext w:val="1"/>
               <w:spacing w:line="240" w:lineRule="auto"/>
               <w:ind w:firstLine="0"/>
               <w:jc w:val="left"/>
@@ -6162,7 +6162,7 @@
           </w:tcPr>
           <w:p>
             <w:pPr>
-              <w:keepNext w:val="0"/>
+              <w:keepNext w:val="1"/>
               <w:spacing w:line="240" w:lineRule="auto"/>
               <w:ind w:firstLine="0"/>
               <w:jc w:val="center"/>
@@ -6195,7 +6195,7 @@
           </w:tcPr>
           <w:p>
             <w:pPr>
-              <w:keepNext w:val="0"/>
+              <w:keepNext w:val="1"/>
               <w:spacing w:line="240" w:lineRule="auto"/>
               <w:ind w:firstLine="0"/>
               <w:jc w:val="center"/>
@@ -6228,7 +6228,7 @@
           </w:tcPr>
           <w:p>
             <w:pPr>
-              <w:keepNext w:val="0"/>
+              <w:keepNext w:val="1"/>
               <w:spacing w:line="240" w:lineRule="auto"/>
               <w:ind w:firstLine="0"/>
               <w:jc w:val="center"/>
@@ -6266,7 +6266,7 @@
           </w:tcPr>
           <w:p>
             <w:pPr>
-              <w:keepNext w:val="0"/>
+              <w:keepNext w:val="1"/>
               <w:spacing w:line="240" w:lineRule="auto"/>
               <w:ind w:firstLine="0"/>
               <w:jc w:val="left"/>
@@ -6299,7 +6299,7 @@
           </w:tcPr>
           <w:p>
             <w:pPr>
-              <w:keepNext w:val="0"/>
+              <w:keepNext w:val="1"/>
               <w:spacing w:line="240" w:lineRule="auto"/>
               <w:ind w:firstLine="0"/>
               <w:jc w:val="center"/>
@@ -6332,7 +6332,7 @@
           </w:tcPr>
           <w:p>
             <w:pPr>
-              <w:keepNext w:val="0"/>
+              <w:keepNext w:val="1"/>
               <w:spacing w:line="240" w:lineRule="auto"/>
               <w:ind w:firstLine="0"/>
               <w:jc w:val="center"/>
@@ -6365,7 +6365,7 @@
           </w:tcPr>
           <w:p>
             <w:pPr>
-              <w:keepNext w:val="0"/>
+              <w:keepNext w:val="1"/>
               <w:spacing w:line="240" w:lineRule="auto"/>
               <w:ind w:firstLine="0"/>
               <w:jc w:val="center"/>
@@ -6403,7 +6403,7 @@
           </w:tcPr>
           <w:p>
             <w:pPr>
-              <w:keepNext w:val="0"/>
+              <w:keepNext w:val="1"/>
               <w:spacing w:line="240" w:lineRule="auto"/>
               <w:ind w:firstLine="0"/>
               <w:jc w:val="left"/>
@@ -6436,7 +6436,7 @@
           </w:tcPr>
           <w:p>
             <w:pPr>
-              <w:keepNext w:val="0"/>
+              <w:keepNext w:val="1"/>
               <w:spacing w:line="240" w:lineRule="auto"/>
               <w:ind w:firstLine="0"/>
               <w:jc w:val="center"/>
@@ -6469,7 +6469,7 @@
           </w:tcPr>
           <w:p>
             <w:pPr>
-              <w:keepNext w:val="0"/>
+              <w:keepNext w:val="1"/>
               <w:spacing w:line="240" w:lineRule="auto"/>
               <w:ind w:firstLine="0"/>
               <w:jc w:val="center"/>
@@ -6502,7 +6502,7 @@
           </w:tcPr>
           <w:p>
             <w:pPr>
-              <w:keepNext w:val="0"/>
+              <w:keepNext w:val="1"/>
               <w:spacing w:line="240" w:lineRule="auto"/>
               <w:ind w:firstLine="0"/>
               <w:jc w:val="center"/>
@@ -6540,7 +6540,7 @@
           </w:tcPr>
           <w:p>
             <w:pPr>
-              <w:keepNext w:val="0"/>
+              <w:keepNext w:val="1"/>
               <w:spacing w:line="240" w:lineRule="auto"/>
               <w:ind w:firstLine="0"/>
               <w:jc w:val="left"/>
@@ -6573,7 +6573,7 @@
           </w:tcPr>
           <w:p>
             <w:pPr>
-              <w:keepNext w:val="0"/>
+              <w:keepNext w:val="1"/>
               <w:spacing w:line="240" w:lineRule="auto"/>
               <w:ind w:firstLine="0"/>
               <w:jc w:val="center"/>
@@ -6606,7 +6606,7 @@
           </w:tcPr>
           <w:p>
             <w:pPr>
-              <w:keepNext w:val="0"/>
+              <w:keepNext w:val="1"/>
               <w:spacing w:line="240" w:lineRule="auto"/>
               <w:ind w:firstLine="0"/>
               <w:jc w:val="center"/>
@@ -6639,7 +6639,7 @@
           </w:tcPr>
           <w:p>
             <w:pPr>
-              <w:keepNext w:val="0"/>
+              <w:keepNext w:val="1"/>
               <w:spacing w:line="240" w:lineRule="auto"/>
               <w:ind w:firstLine="0"/>
               <w:jc w:val="center"/>
@@ -6677,7 +6677,7 @@
           </w:tcPr>
           <w:p>
             <w:pPr>
-              <w:keepNext w:val="0"/>
+              <w:keepNext w:val="1"/>
               <w:spacing w:line="240" w:lineRule="auto"/>
               <w:ind w:firstLine="0"/>
               <w:jc w:val="left"/>
@@ -6710,7 +6710,7 @@
           </w:tcPr>
           <w:p>
             <w:pPr>
-              <w:keepNext w:val="0"/>
+              <w:keepNext w:val="1"/>
               <w:spacing w:line="240" w:lineRule="auto"/>
               <w:ind w:firstLine="0"/>
               <w:jc w:val="center"/>
@@ -6743,7 +6743,7 @@
           </w:tcPr>
           <w:p>
             <w:pPr>
-              <w:keepNext w:val="0"/>
+              <w:keepNext w:val="1"/>
               <w:spacing w:line="240" w:lineRule="auto"/>
               <w:ind w:firstLine="0"/>
               <w:jc w:val="center"/>
@@ -6776,7 +6776,7 @@
           </w:tcPr>
           <w:p>
             <w:pPr>
-              <w:keepNext w:val="0"/>
+              <w:keepNext w:val="1"/>
               <w:spacing w:line="240" w:lineRule="auto"/>
               <w:ind w:firstLine="0"/>
               <w:jc w:val="center"/>
@@ -6814,7 +6814,7 @@
           </w:tcPr>
           <w:p>
             <w:pPr>
-              <w:keepNext w:val="0"/>
+              <w:keepNext w:val="1"/>
               <w:spacing w:line="240" w:lineRule="auto"/>
               <w:ind w:firstLine="0"/>
               <w:jc w:val="left"/>
@@ -6847,7 +6847,7 @@
           </w:tcPr>
           <w:p>
             <w:pPr>
-              <w:keepNext w:val="0"/>
+              <w:keepNext w:val="1"/>
               <w:spacing w:line="240" w:lineRule="auto"/>
               <w:ind w:firstLine="0"/>
               <w:jc w:val="center"/>
@@ -6880,7 +6880,7 @@
           </w:tcPr>
           <w:p>
             <w:pPr>
-              <w:keepNext w:val="0"/>
+              <w:keepNext w:val="1"/>
               <w:spacing w:line="240" w:lineRule="auto"/>
               <w:ind w:firstLine="0"/>
               <w:jc w:val="center"/>
@@ -6913,7 +6913,7 @@
           </w:tcPr>
           <w:p>
             <w:pPr>
-              <w:keepNext w:val="0"/>
+              <w:keepNext w:val="1"/>
               <w:spacing w:line="240" w:lineRule="auto"/>
               <w:ind w:firstLine="0"/>
               <w:jc w:val="center"/>
@@ -6951,7 +6951,7 @@
           </w:tcPr>
           <w:p>
             <w:pPr>
-              <w:keepNext w:val="0"/>
+              <w:keepNext w:val="1"/>
               <w:spacing w:line="240" w:lineRule="auto"/>
               <w:ind w:firstLine="0"/>
               <w:jc w:val="left"/>
@@ -6984,7 +6984,7 @@
           </w:tcPr>
           <w:p>
             <w:pPr>
-              <w:keepNext w:val="0"/>
+              <w:keepNext w:val="1"/>
               <w:spacing w:line="240" w:lineRule="auto"/>
               <w:ind w:firstLine="0"/>
               <w:jc w:val="center"/>
@@ -7017,7 +7017,7 @@
           </w:tcPr>
           <w:p>
             <w:pPr>
-              <w:keepNext w:val="0"/>
+              <w:keepNext w:val="1"/>
               <w:spacing w:line="240" w:lineRule="auto"/>
               <w:ind w:firstLine="0"/>
               <w:jc w:val="center"/>
@@ -7050,7 +7050,7 @@
           </w:tcPr>
           <w:p>
             <w:pPr>
-              <w:keepNext w:val="0"/>
+              <w:keepNext w:val="1"/>
               <w:spacing w:line="240" w:lineRule="auto"/>
               <w:ind w:firstLine="0"/>
               <w:jc w:val="center"/>
@@ -7088,7 +7088,7 @@
           </w:tcPr>
           <w:p>
             <w:pPr>
-              <w:keepNext w:val="0"/>
+              <w:keepNext w:val="1"/>
               <w:spacing w:line="240" w:lineRule="auto"/>
               <w:ind w:firstLine="0"/>
               <w:jc w:val="left"/>
@@ -7121,7 +7121,7 @@
           </w:tcPr>
           <w:p>
             <w:pPr>
-              <w:keepNext w:val="0"/>
+              <w:keepNext w:val="1"/>
               <w:spacing w:line="240" w:lineRule="auto"/>
               <w:ind w:firstLine="0"/>
               <w:jc w:val="center"/>
@@ -7154,7 +7154,7 @@
           </w:tcPr>
           <w:p>
             <w:pPr>
-              <w:keepNext w:val="0"/>
+              <w:keepNext w:val="1"/>
               <w:spacing w:line="240" w:lineRule="auto"/>
               <w:ind w:firstLine="0"/>
               <w:jc w:val="center"/>
@@ -7187,7 +7187,7 @@
           </w:tcPr>
           <w:p>
             <w:pPr>
-              <w:keepNext w:val="0"/>
+              <w:keepNext w:val="1"/>
               <w:spacing w:line="240" w:lineRule="auto"/>
               <w:ind w:firstLine="0"/>
               <w:jc w:val="center"/>
@@ -7256,7 +7256,15 @@
         <w:rPr>
           <w:color w:val="000000"/>
         </w:rPr>
-        <w:t>The report-JSON representation performs unfavorably on the same priority summary. Its full-exposure recall difference is −14.54 points, with interval −18.63 to −8.66, and its CTK difference is −6.12 points, with interval −9.91 to −3.87. More feature columns and a different modality do not guarantee a better result under the frozen architecture and training schedule. Family-specific findings are also uneven. McNdroid static improves full-exposure recall for gappusin by 16.93 points and for adwo by 33.60, but the hiddad estimate is −6.21 with interval −18.02 to 6.29. The evidence does not demonstrate a hiddad rescue. These results concern the processed features and aligned population, rather than a verdict on the intrinsic utility of dynamic analysis.</w:t>
+        <w:t>Report-JSON performs unfavorably on the same priority summary. Its full-exposure recall difference is −14.54 points, with interval −18.63 to −8.66, and its CTK difference is −6.12 points, with interval −9.91 to −3.87. Family results also differ: McNdroid static improves full-exposure recall for gappusin by 16.93 points and adwo by 33.60, but the hiddad estimate is −6.21 with interval −18.02 to 6.29. There is no demonstrated hiddad rescue.</w:t>
+      </w:r>
+    </w:p>
+    <w:p>
+      <w:r>
+        <w:rPr>
+          <w:color w:val="000000"/>
+        </w:rPr>
+        <w:t>These comparisons use a common nominal calibration target, not identical realized FPRs. The extension diagnostics record macro-FPR tolerance failures in exact-dose primary seed 317, LAMDA-static and McNdroid-static representation seed 333, and call-graph seed 334; one call-graph central peer-present client reaches 15.32% FPR. The stored post-hoc equal-test-FPR diagnostic retains the priority-macro full-exposure direction for static features (+7.28 points) and report-JSON (−14.27 points); the call-graph interval still includes zero. Because this diagnostic uses benign test scores to equalize FPR, it is a descriptive sensitivity, not an independently calibrated deployment result. The findings concern these processed features and the frozen learner, rather than the intrinsic utility of an entire modality.</w:t>
       </w:r>
     </w:p>
     <w:p>
@@ -7341,7 +7349,7 @@
         <w:rPr>
           <w:color w:val="000000"/>
         </w:rPr>
-        <w:t>The primary result answers the central question for the tested population: in the constructed LAMDA federation, the tested FedAvg detector gains substantially from peer examples of locally withheld families, beyond its performance when those families are absent everywhere. Matching client training volume makes this statement stronger than an unrestricted comparison between a small local dataset and a larger pooled dataset. The design still changes the composition of the training sample, and its effect includes fitting and recalibration. It is therefore best understood as a controlled empirical contrast between exposure regimes. It does not reveal which parameters encode a family, nor isolate a semantic mechanism shared by every family that benefits.</w:t>
+        <w:t>In the constructed LAMDA federation, FedAvg gains substantially from peer examples of locally withheld families relative to its performance when those families are absent everywhere. Matching client sample counts and the collaborative training schedule narrows the explanation compared with a local-versus-federated comparison alone. The intervention still changes sample composition and recalibrates the fitted model. The result supports the usefulness of complementary exposure under those conditions; it does not identify the model parameters or features responsible for the gain.</w:t>
       </w:r>
     </w:p>
     <w:p>
@@ -7357,7 +7365,7 @@
         <w:rPr>
           <w:color w:val="000000"/>
         </w:rPr>
-        <w:t>The decomposition distinguishes improved detection from recovery of performance lost through pooling. Adwo's complementary component largely restores performance lost under absence-everywhere pooling. Revmob and leadbolt improve substantially beyond the local baseline, although their absolute recall remains imperfect. Dowgin benefits primarily from generic transfer without needing its own peer examples. Hiddad remains difficult under both exposure and representation changes. These patterns describe different experimental responses, rather than definitive biological classes of malware or permanent labels of learnability. Their stability outside the sampled corpus and frozen representations is untested.</w:t>
+        <w:t>The family results distinguish recovery from additional detection capability. Adwo's complementary component largely restores the loss under absence-everywhere pooling. Revmob and leadbolt improve substantially beyond the local baseline, although absolute recall remains imperfect. Dowgin benefits mainly without direct peer examples of its own family. Hiddad remains difficult under the tested exposure and representation changes. These are observed response patterns in this corpus, not permanent properties of the families.</w:t>
       </w:r>
     </w:p>
     <w:p>
@@ -7384,7 +7392,7 @@
         <w:rPr>
           <w:color w:val="000000"/>
         </w:rPr>
-        <w:t>The learner comparisons require several performance measures. These include unseen-family recall at the intended operating point, known-family recall, realized FPR, and a measure of the least successful client. FedAvg retains a comparatively strong minimum-client mean while losing known-family recall. FedProx reduces that known-family loss without establishing an improvement in the primary mean unseen recall. Fine-tuning and blending alter the balance again. A deployment decision would need to weigh these outcomes against requirements specified before choosing a learner. A deployment's acceptable losses would need to be defined independently of these benchmark results.</w:t>
+        <w:t>Learner selection requires unseen-family recall, known-family recall, realized FPR, and performance at the least successful client. FedAvg has a comparatively strong minimum-client mean while losing known-family recall. FedProx reduces that known-family loss without establishing an improvement in mean unseen recall. Fine-tuning and blending change the balance again. An organization would need to define acceptable losses before choosing among these tradeoffs and then validate the choice on its own application stream.</w:t>
       </w:r>
     </w:p>
     <w:p>
@@ -7392,7 +7400,7 @@
         <w:rPr>
           <w:color w:val="000000"/>
         </w:rPr>
-        <w:t>False positives require particular caution. The mean realized FPRs in the primary comparison are close, which strengthens the interpretation of the recall contrast. Nevertheless, a 5% benign false-positive rate may be operationally expensive, and averaging can conceal a less favorable client. The experiment supplies no incident-handling cost model, alert triage measurement, or evidence that its nominal operating point is acceptable for a particular organization. The 1% and 10% sensitivity analyses show how conclusions vary across tested thresholds, but do not fill that operational gap. Threshold calibration should be assessed on the actual deployment population, with attention to score ties, calibration support, and subsequent distribution change.</w:t>
+        <w:t>The observed FPR variation also matters operationally. The primary mean is close to the nominal target, but individual clients can exceed it substantially, and some extension runs fail the macro-level tolerance check. A 5% benign FPR may itself create an unacceptable alert burden. The experiment does not measure triage costs or analyst workload, so even an operating point that meets the benchmark tolerance is not established as suitable for deployment. Calibration would need to be checked on the intended population and reassessed as that population changes.</w:t>
       </w:r>
     </w:p>
     <w:p>
@@ -7508,7 +7516,7 @@
         <w:rPr>
           <w:color w:val="000000"/>
         </w:rPr>
-        <w:t>Ten paired seeds provide evidence about variation across the implemented partition and training process, but are a limited basis for detailed subgroup inference. Families and clients recur across seeds, and some diagnostic subgroups contribute fewer than ten observations. The primary inference treats seeds as experimental units; it does not count individual applications or family-client cells as independent repetitions. BCa intervals, signed-rank tests, and practical thresholds serve different purposes. Holm correction is limited to its declared contrast family. Unadjusted family, client, representation, and association diagnostics are interpreted as exploratory rather than selectively promoted to confirmatory conclusions.</w:t>
+        <w:t>Ten paired seeds quantify variability in the implemented partition, target-assignment, and training process on a fixed corpus. They provide limited precision for subgroup inference and do not constitute ten independent external datasets. Families and clients recur, and some subgroups contribute fewer seeds. The analysis treats seeds as experimental units rather than counting applications or family-client cells as independent repetitions. BCa mean intervals and signed-rank tests target different statistical properties; the latter also relies on symmetry under its null. Holm correction covers only its declared primary contrast family. Unadjusted family, client, representation, and association diagnostics remain exploratory.</w:t>
       </w:r>
     </w:p>
     <w:p>
@@ -7570,7 +7578,7 @@
         <w:rPr>
           <w:color w:val="000000"/>
         </w:rPr>
-        <w:t>The contribution is heterogeneous. Some families improve substantially beyond local learning; others gain chiefly from generic pooling, recover losses caused by collaboration, or remain difficult despite full exposure. Own-domain net benefit is smaller than the federation-wide gain, and FedAvg's unseen-family improvement accompanies a known-family cost. Learner choice changes the balance between average recall, local adaptation, and the worst client. Aggregate AUROC and AUPRC do not substitute for these exposure-specific outcomes.</w:t>
+        <w:t>The benefit varies by family and client. Some families improve beyond local learning; others benefit chiefly from generic pooling, recover collaboration losses, or remain difficult despite full exposure. Own-domain net benefit is smaller than the federation-wide gain, and FedAvg loses known-family recall. Learner choice changes the balance between average recall, local adaptation, and the worst client. The observed declines in AUROC and average precision further show that better hidden-family recall need not improve overall discrimination.</w:t>
       </w:r>
     </w:p>
     <w:p>
@@ -7586,7 +7594,7 @@
         <w:rPr>
           <w:color w:val="000000"/>
         </w:rPr>
-        <w:t>The practical contribution is an evaluation approach that connects collaborative performance to explicit exposure contrasts and reports its distribution and costs. The evidence concerns an offline benchmark with constructed clients and fixed representations. It establishes neither formal privacy nor deployment readiness. Within that scope, it shows why collaborative Android detection should be assessed through what peers contribute, which targets benefit, and what performance is lost elsewhere.</w:t>
+        <w:t>The study provides an evaluation approach that links collaborative performance to controlled changes in family exposure and reports both benefits and costs. Its scope is an offline benchmark with constructed clients and fixed representations. Within that scope, the decomposition identifies where peer exposure helps, where it repairs losses, and where detection remains poor. Chronological evaluation, independent domains, and operational validation are needed before extending these findings to a deployed service.</w:t>
       </w:r>
     </w:p>
     <w:p>
